--- a/astro-site/public/dl/food-truck-business-plan/food-truck-business-plan.docx
+++ b/astro-site/public/dl/food-truck-business-plan/food-truck-business-plan.docx
@@ -330,7 +330,7 @@
     </w:p>
     <w:p>
       <w:r>
-        <w:t>We plan to fund the project with $35,000 of our own money (24% of the cash needed) and a $112,000 SBA 7(a) loan. This plan is lender-ready, though approval is never guaranteed. For year 1 we project revenue of $291,200, based on 80 customers a day at an average check of $14.00 over 260 operating days. Year-1 profit before income tax is $27,695, and we reach cash break-even at 66 customers a day. With volume growth of 15% in year 2, revenue climbs to $334,880.</w:t>
+        <w:t>We plan to fund the project with $35,000 of our own money (24% of the cash needed) and a $112,000 SBA 7(a) loan. This plan is lender-ready, though approval is never guaranteed. For year 1 we project revenue of $291,200, based on 80 customers a day at an average check of $14.00 over 260 operating days. Year-1 profit before income tax is $25,948, and we reach cash break-even at 67 customers a day. With volume growth of 15% in year 2, revenue climbs to $334,880.</w:t>
       </w:r>
     </w:p>
     <w:p>
@@ -367,7 +367,7 @@
     </w:p>
     <w:p>
       <w:r>
-        <w:t>From a financial standpoint, the model needs far less capital and carries a much lighter cost structure than a traditional restaurant. Startup costs in our plan total $114,120 before working capital, and with 260 operating days at an average check of $14.00 we reach a profit before income tax of $27,695 in year 1. Mixing lunch service, events and catering lets us reach profitability at a lower break-even than a fixed location would need, one of the strongest arguments for lenders and investors weighing risk against return.</w:t>
+        <w:t>From a financial standpoint, the model needs far less capital and carries a much lighter cost structure than a traditional restaurant. Startup costs in our plan total $114,120 before working capital, and with 260 operating days at an average check of $14.00 we reach a profit before income tax of $25,948 in year 1. Mixing lunch service, events and catering lets us reach profitability at a lower break-even than a fixed location would need, one of the strongest arguments for lenders and investors weighing risk against return.</w:t>
       </w:r>
     </w:p>
     <w:p>
@@ -639,7 +639,7 @@
     </w:p>
     <w:p>
       <w:r>
-        <w:t>Total startup investment is $146,399, of which $114,120 goes into startup costs and $32,279 into the working capital reserve. The cash we need at opening is $146,399. The vehicle is the biggest item at $45,000, followed by $20,000 for the build-out and wrap and $15,000 for kitchen and refrigeration equipment. The generator adds $5,000, first-year permits and licenses come to $3,000, opening inventory is $2,000, and the launch marketing push costs $3,000. We fund the project with $35,000 of our own money, or 24% of the cash needed, and a $112,000 loan at 10.0% nominal interest over 7 years, with an annual payment of $23,005. The reserve is there to cover the slow early weeks while the truck builds its regulars.</w:t>
+        <w:t>Total startup investment is $146,399, of which $114,120 goes into startup costs and $32,279 into the working capital reserve. The cash we need at opening is $146,399. The vehicle is the biggest item at $45,000, followed by $20,000 for the build-out and wrap and $15,000 for kitchen and refrigeration equipment. The generator adds $5,000, first-year permits and licenses come to $3,000, opening inventory is $2,000, and the launch marketing push costs $3,000. We fund the project with $35,000 of our own money, or 24% of the cash needed, and a $112,000 bank or SBA 7(a) loan at 10.0% nominal interest over 7 years, with an annual payment of $23,005 (annual equivalent; the lender will set monthly payments). It is the only debt in this plan, and the debt service coverage ratio is measured against it. The reserve is there to cover the slow early weeks while the truck builds its regulars.</w:t>
       </w:r>
     </w:p>
     <w:p>
@@ -649,22 +649,22 @@
     </w:p>
     <w:p>
       <w:r>
-        <w:t>Direct costs are in line with a quality quick-service concept. Cost of goods is 29.3% of sales, which leaves a gross margin of 58.8%. Card processing fees take 2.9% of sales, and labor costs $76,217 in year 1, or 26.2% of sales. Occupancy, meaning commissary and truck parking, adds $14,400 a year, or 4.9% of sales. Marketing is budgeted at $6,000 a year. Total fixed costs in year 1 are $143,648, including $14,531 of depreciation and $11,200 of loan interest. Insurance is $4,000 a year.</w:t>
+        <w:t>Direct costs are in line with a quality quick-service concept. Cost of goods is 29.3% of sales, which leaves a gross margin of 58.2%. Card processing fees take 3.5% of sales, and labor costs $76,217 in year 1, or 26.2% of sales. Occupancy, meaning commissary and truck parking, adds $14,400 a year, or 4.9% of sales. Marketing is budgeted at $6,000 a year. Total fixed costs in year 1 are $143,648, including $14,531 of depreciation and $11,200 of loan interest. Insurance is $4,000 a year.</w:t>
       </w:r>
     </w:p>
     <w:p>
       <w:r>
-        <w:t>Year-1 profit before income tax is $27,695, and EBITDA is $53,427, or 18.3% of sales. After income tax at an effective rate of 25%, net profit is $20,771 in year 1, or a net margin of 7.1%, rising to $36,433 in year 2 and $47,685 in year 3. Accounting break-even is 68 customers a day, or $244,132 of revenue a year. Cash break-even (loan payments in, depreciation out) is 66 customers a day, or $239,499 a year, so our margin of safety over cash break-even is 22%.</w:t>
+        <w:t>Year-1 profit before income tax is $25,948, and EBITDA is $51,680, or 17.7% of sales. After income tax at an effective rate of 25% (a C corporation example; pass-through owners set it to 0 and pay tax on the profit personally), net profit is $19,461 in year 1, or a net margin of 6.7%, rising to $34,926 in year 2 and $46,028 in year 3. Accounting break-even is 68 customers a day, or $246,647 of revenue a year. Cash break-even (loan payments in, depreciation out) is 67 customers a day, or $241,966 a year, so our margin of safety over cash break-even is 20%.</w:t>
       </w:r>
     </w:p>
     <w:p>
       <w:r>
-        <w:t>For the lender, the key figure is the debt service coverage ratio. In year 1 our DSCR is 2.02×, and the lowest value over the life of the loan is 2.02×, compared with the 1.25× that lenders typically look for. The workbook uses 1.15× as its own warning limit. The lowest cash balance in year 1 is $24,672, which you can trace on the "12-Month Cash Flow" tab and is the moment to watch most closely. Project payback before debt is 2.5 years, and payback on startup costs alone is 2.1 years. These numbers show the plan is lender-ready, but approval is never guaranteed, and your own results will depend on your costs and locations.</w:t>
+        <w:t>For the lender, the key figure is the debt service coverage ratio. In year 1 our DSCR is 1.96×, and the lowest value over the life of the loan is 1.96×, compared with the 1.25× that lenders typically look for. The workbook uses 1.15× as its own warning limit. The lowest cash balance in year 1 is $24,330, which you can trace on the "12-Month Cash Flow" tab and is the moment to watch most closely. Project payback before debt is 2.6 years, and payback on startup costs alone is 2.1 years. These numbers show the plan is lender-ready, but approval is never guaranteed, and your own results will depend on your costs and locations.</w:t>
       </w:r>
     </w:p>
     <w:p>
       <w:r>
-        <w:t>The plan also has to survive a bad stretch. In the pessimistic scenario we serve 53 customers a day, revenue is $160,813 and the pre-tax result is -$49,025. In the optimistic scenario we serve 116 customers a day, revenue is $492,513 and the pre-tax result is $146,149. The main risks are dependence on city permits for specific locations, growing competition among street-food concepts and volatile ingredient prices. We recommend agreements with several suppliers, a spread of locations and a base of corporate clients that generates recurring revenue through office catering.</w:t>
+        <w:t>The plan also has to survive a bad stretch. In the pessimistic scenario we serve 53 customers a day at an average check of $11.67 over 260 operating days, revenue is $160,813 and the pre-tax result is -$49,990. The estimated year-1 closing cash balance then falls to -$14,985: the working capital reserve would run out, so if sales track that case we cut costs or arrange extra funding well before it happens. In the optimistic scenario we serve 116 customers a day at $16.33 over 260 days, revenue is $492,513 and the pre-tax result is $143,194. The main risks are dependence on city permits for specific locations, growing competition among street-food concepts and volatile ingredient prices. We recommend agreements with several suppliers, a spread of locations and a base of corporate clients that generates recurring revenue through office catering.</w:t>
       </w:r>
     </w:p>
     <w:p>
@@ -711,12 +711,12 @@
     </w:p>
     <w:p>
       <w:r>
-        <w:t>The vehicle itself carries legal requirements. The truck is registered and titled with the state motor vehicle agency, the DMV. A commercial driver's license is required only when the gross vehicle weight rating is 26,001 pounds or more under federal rules (49 CFR 383), so most food trucks can be driven with a regular license, but we check the rating on the door sticker before buying. Fire safety is a separate step: in many cities the fire marshal inspects the propane system, fire extinguishers and hood suppression system, often before the health inspection, and NFPA 96 applies to cooking exhaust wherever it has been adopted. We also keep inspection records on board.</w:t>
+        <w:t>The vehicle itself carries legal requirements. The truck is registered and titled with the state motor vehicle agency, the DMV. Under federal rules (49 CFR 383.91), a commercial driver's license is required when the truck's gross vehicle weight rating is 26,001 pounds or more, or when it tows a trailer rated over 10,000 pounds and the combination is rated 26,001 pounds or more. Most food trucks can be driven with a regular license, but we check the rating on the door sticker before buying and confirm any extra state rules with the DMV. Fire safety is a separate step: in many cities the fire marshal inspects the propane system, fire extinguishers and hood suppression system, often before the health inspection, and NFPA 96 applies to cooking exhaust wherever it has been adopted. We also keep inspection records on board.</w:t>
       </w:r>
     </w:p>
     <w:p>
       <w:r>
-        <w:t>A truck that works in several locations has to plan for each one: every city can have its own license, and many require temporary food event permits for fairs, festivals and markets. Organizers usually ask for proof of insurance and our permits before they confirm a spot. The most practical strategy is to partner with event producers and market managers who already hold the right approvals, which simplifies the paperwork and reduces the risk of fines. A note for readers in the United Kingdom: register the food business with the local council at least 28 days before trading, which is free, and hold a street trading licence or consent from each council where the truck sells. Expect a hygiene inspection and a Food Hygiene Rating from 1 to 5, VAT at 20% on hot food and on food eaten on the premises, and 14 declared allergens.</w:t>
+        <w:t>A truck that works in several locations has to plan for each one: every city can have its own license, and many require temporary food event permits for fairs, festivals and markets. Organizers usually ask for proof of insurance and our permits before they confirm a spot. The most practical strategy is to partner with event producers and market managers who already hold the right approvals, which simplifies the paperwork and reduces the risk of fines. A note for readers in the United Kingdom: register the food business with the local council at least 28 days before trading, which is free, and hold a street trading licence or consent from each council where the truck sells. Expect a hygiene inspection and a Food Hygiene Rating from 1 to 5 (England, Wales and Northern Ireland; Scotland uses the Food Hygiene Information Scheme), VAT at 20% on hot food and on food eaten on the premises, and 14 declared allergens.</w:t>
       </w:r>
     </w:p>
     <w:p>
@@ -738,12 +738,12 @@
     </w:p>
     <w:p>
       <w:r>
-        <w:t>A food truck is a way into the restaurant business with a controlled risk profile and real room to grow. Compared with a traditional restaurant, it needs a smaller investment, the learning curve is shorter, and mobility lets us test several locations before committing to a fixed address. With $146,399 of total startup investment and a year-1 pre-tax profit of $27,695, the plan lets us test the concept, generate cash and validate our assumptions before scaling into something more complex.</w:t>
+        <w:t>A food truck is a way into the restaurant business with a controlled risk profile and real room to grow. Compared with a traditional restaurant, it needs a smaller investment, the learning curve is shorter, and mobility lets us test several locations before committing to a fixed address. With $146,399 of total startup investment and a year-1 pre-tax profit of $25,948, the plan lets us test the concept, generate cash and validate our assumptions before scaling into something more complex.</w:t>
       </w:r>
     </w:p>
     <w:p>
       <w:r>
-        <w:t>We see three main risks. The first is weather, which can cut revenue on rainy or very cold days. The second is the patchwork of permits, which differ from one city to the next and can take weeks or months to obtain. The third is dependence on one location or one power source. We reduce them with covered events, corporate catering and partnerships with indoor venues, and by starting permit applications as early as possible, working directly with each city and a local accountant or advisor who knows the licensing process. Our cash reserve of $32,279 and a lowest year-1 cash balance of $24,672 show how much room we have to absorb a slow period.</w:t>
+        <w:t>We see three main risks. The first is weather, which can cut revenue on rainy or very cold days. The second is the patchwork of permits, which differ from one city to the next and can take weeks or months to obtain. The third is dependence on one location or one power source. We reduce them with covered events, corporate catering and partnerships with indoor venues, and by starting permit applications as early as possible, working directly with each city and a local accountant or advisor who knows the licensing process. Our cash reserve of $32,279 and a lowest year-1 cash balance of $24,330 show how much room we have to absorb a slow period.</w:t>
       </w:r>
     </w:p>
     <w:p>
@@ -763,12 +763,12 @@
     </w:p>
     <w:p>
       <w:r>
-        <w:t>Our medium-term vision has three horizons. In year 1 the goal is to reach break-even and to settle on a handful of recurring locations, with a margin of safety over cash break-even of 22%. In year 2, with volume up 15%, we consider a second vehicle with a complementary concept, which would diversify the menu and win more corporate events and private parties. In year 3 we can evaluate a small fixed location that works as a flagship and prep kitchen, or a licensing model that lets others replicate the concept in other cities. Each step needs a hard look at our financing capacity, the availability of a qualified team and whether the local market can absorb the expansion without diluting our value proposition.</w:t>
+        <w:t>Our medium-term vision has three horizons. In year 1 the goal is to reach break-even and to settle on a handful of recurring locations, with a margin of safety over cash break-even of 20%. In year 2, with volume up 15%, we consider a second vehicle with a complementary concept, which would diversify the menu and win more corporate events and private parties. In year 3 we can evaluate a small fixed location that works as a flagship and prep kitchen, or a licensing model that lets others replicate the concept in other cities. Each step needs a hard look at our financing capacity, the availability of a qualified team and whether the local market can absorb the expansion without diluting our value proposition.</w:t>
       </w:r>
     </w:p>
     <w:p>
       <w:r>
-        <w:t>In the end, a food truck is a solid way into the restaurant business for people with operating experience, as long as the investment is planned carefully, the concept is clearly differentiated and the commitment to product quality and customer experience is firm. The plan shows total startup investment of $146,399, funded with $35,000 of our own money and a $112,000 loan, and a project payback of 2.5 years. Our target customer is an urban consumer, roughly 20 to 45, with a medium-to-high income and the willingness to pay for a memorable meal. Replace the example numbers in the workbook with your own, review the legal checklist with your local authorities and your accountant, and bring the plan to the bank with confidence.</w:t>
+        <w:t>In the end, a food truck is a solid way into the restaurant business for people with operating experience, as long as the investment is planned carefully, the concept is clearly differentiated and the commitment to product quality and customer experience is firm. The plan shows total startup investment of $146,399, funded with $35,000 of our own money and a $112,000 loan, and a project payback of 2.6 years. Our target customer is an urban consumer, roughly 20 to 45, with a medium-to-high income and the willingness to pay for a memorable meal. Replace the example numbers in the workbook with your own, review the legal checklist with your local authorities and your accountant, and bring the plan to the bank with confidence.</w:t>
       </w:r>
     </w:p>
     <w:p>

--- a/astro-site/public/dl/food-truck-business-plan/food-truck-business-plan.docx
+++ b/astro-site/public/dl/food-truck-business-plan/food-truck-business-plan.docx
@@ -716,7 +716,7 @@
     </w:p>
     <w:p>
       <w:r>
-        <w:t>A truck that works in several locations has to plan for each one: every city can have its own license, and many require temporary food event permits for fairs, festivals and markets. Organizers usually ask for proof of insurance and our permits before they confirm a spot. The most practical strategy is to partner with event producers and market managers who already hold the right approvals, which simplifies the paperwork and reduces the risk of fines. A note for readers in the United Kingdom: register the food business with the local council at least 28 days before trading, which is free, and hold a street trading licence or consent from each council where the truck sells. Expect a hygiene inspection and a Food Hygiene Rating from 1 to 5 (England, Wales and Northern Ireland; Scotland uses the Food Hygiene Information Scheme), VAT at 20% on hot food and on food eaten on the premises, and 14 declared allergens.</w:t>
+        <w:t>A truck that works in several locations has to plan for each one: every city can have its own license, and many require temporary food event permits for fairs, festivals and markets. Organizers usually ask for proof of insurance and our permits before they confirm a spot. The most practical strategy is to partner with event producers and market managers who already hold the right approvals, which simplifies the paperwork and reduces the risk of fines. A note for readers in the United Kingdom: register the food business with the local council at least 28 days before trading, which is free, and hold a street trading licence or consent from each council where the truck sells. Expect a hygiene inspection and a Food Hygiene Rating from 0 to 5 (England, Wales and Northern Ireland; Scotland uses the Food Hygiene Information Scheme), VAT at 20% on hot food and on food eaten on the premises, and 14 declared allergens.</w:t>
       </w:r>
     </w:p>
     <w:p>
